--- a/fuentes/228126_CF01_Guion_video.docx
+++ b/fuentes/228126_CF01_Guion_video.docx
@@ -2069,7 +2069,7 @@
 </file>
 
 <file path=customXml/itemProps2.xml><?xml version="1.0" encoding="utf-8"?>
-<ds:datastoreItem xmlns:ds="http://schemas.openxmlformats.org/officeDocument/2006/customXml" ds:itemID="{18C7027D-47A5-4A0D-A7C8-3DAF54158AE5}"/>
+<ds:datastoreItem xmlns:ds="http://schemas.openxmlformats.org/officeDocument/2006/customXml" ds:itemID="{F97DB8CA-F9C1-44C3-A50E-4F880853F173}"/>
 </file>
 
 <file path=customXml/itemProps3.xml><?xml version="1.0" encoding="utf-8"?>
